--- a/courts/supreme-court-of-the-united-states/cert-petition/docx/reference.docx
+++ b/courts/supreme-court-of-the-united-states/cert-petition/docx/reference.docx
@@ -314,9 +314,9 @@
       </w:r>
     </w:p>
     <w:sectPr>
-      <w:footnotePr>
-        <w:numRestart w:val="eachSect"/>
-      </w:footnotePr>
+      <w:footerReference w:type="default" r:id="rIdFooter1"/>
+      <w:pgSz w:w="12240" w:h="15840"/>
+      <w:pgMar w:top="1440" w:right="1440" w:bottom="1440" w:left="1440" w:header="720" w:footer="432" w:gutter="0"/>
     </w:sectPr>
   </w:body>
 </w:document>
@@ -324,6 +324,31 @@
 
 <file path=word/comments.xml><?xml version="1.0" encoding="utf-8"?>
 <w:comments xmlns:w="http://schemas.openxmlformats.org/wordprocessingml/2006/main" xmlns:m="http://schemas.openxmlformats.org/officeDocument/2006/math" xmlns:r="http://schemas.openxmlformats.org/officeDocument/2006/relationships" xmlns:o="urn:schemas-microsoft-com:office:office" xmlns:v="urn:schemas-microsoft-com:vml" xmlns:w10="urn:schemas-microsoft-com:office:word" xmlns:a="http://schemas.openxmlformats.org/drawingml/2006/main" xmlns:pic="http://schemas.openxmlformats.org/drawingml/2006/picture" xmlns:wp="http://schemas.openxmlformats.org/drawingml/2006/wordprocessingDrawing"/>
+</file>
+
+<file path=word/footer1.xml><?xml version="1.0" encoding="utf-8"?>
+<w:ftr xmlns:w="http://schemas.openxmlformats.org/wordprocessingml/2006/main" xmlns:r="http://schemas.openxmlformats.org/officeDocument/2006/relationships">
+  <w:p>
+    <w:pPr>
+      <w:jc w:val="center"/>
+    </w:pPr>
+    <w:r>
+      <w:fldChar w:fldCharType="begin"/>
+    </w:r>
+    <w:r>
+      <w:instrText xml:space="preserve"> PAGE </w:instrText>
+    </w:r>
+    <w:r>
+      <w:fldChar w:fldCharType="separate"/>
+    </w:r>
+    <w:r>
+      <w:t>1</w:t>
+    </w:r>
+    <w:r>
+      <w:fldChar w:fldCharType="end"/>
+    </w:r>
+  </w:p>
+</w:ftr>
 </file>
 
 <file path=word/footnotes.xml><?xml version="1.0" encoding="utf-8"?>
@@ -481,7 +506,7 @@
 </file>
 
 <file path=word/styles.xml><?xml version="1.0" encoding="utf-8"?>
-<w:styles xmlns:r="http://schemas.openxmlformats.org/officeDocument/2006/relationships" xmlns:w="http://schemas.openxmlformats.org/wordprocessingml/2006/main">
+<w:styles xmlns:mc="http://schemas.openxmlformats.org/markup-compatibility/2006" xmlns:w14="http://schemas.microsoft.com/office/word/2010/wordml" xmlns:r="http://schemas.openxmlformats.org/officeDocument/2006/relationships" xmlns:w="http://schemas.openxmlformats.org/wordprocessingml/2006/main" mc:Ignorable="w14">
   <w:docDefaults>
     <w:rPrDefault>
       <w:rPr>
@@ -489,15 +514,48 @@
         <w:sz w:val="24"/>
         <w:szCs w:val="24"/>
         <w:lang w:val="en-US" w:eastAsia="zh-CN" w:bidi="ar-SA"/>
+        <w14:ligatures w14:val="none"/>
       </w:rPr>
     </w:rPrDefault>
     <w:pPrDefault>
       <w:pPr>
-        <w:spacing w:after="200"/>
+        <w:widowControl/>
+        <w:spacing w:after="0"/>
       </w:pPr>
     </w:pPrDefault>
   </w:docDefaults>
   <w:latentStyles w:defLockedState="0" w:defUIPriority="0" w:defSemiHidden="0" w:defUnhideWhenUsed="0" w:defQFormat="0" w:count="276"/>
+  <w:style w:type="paragraph" w:default="1" w:styleId="Normal">
+    <w:name w:val="Normal"/>
+    <w:qFormat/>
+  </w:style>
+  <w:style w:type="paragraph" w:styleId="BodyText">
+    <w:name w:val="Body Text"/>
+    <w:basedOn w:val="Normal"/>
+    <w:link w:val="BodyTextChar"/>
+    <w:qFormat/>
+    <w:pPr>
+      <w:spacing w:before="0" w:after="216" w:line="280" w:lineRule="exact"/>
+      <w:ind w:firstLine="720"/>
+    </w:pPr>
+  </w:style>
+  <w:style w:type="paragraph" w:customStyle="1" w:styleId="FirstParagraph">
+    <w:name w:val="First Paragraph"/>
+    <w:basedOn w:val="BodyText"/>
+    <w:next w:val="BodyText"/>
+    <w:qFormat/>
+    <w:pPr>
+      <w:ind w:firstLine="0"/>
+    </w:pPr>
+  </w:style>
+  <w:style w:type="paragraph" w:customStyle="1" w:styleId="Compact">
+    <w:name w:val="Compact"/>
+    <w:basedOn w:val="BodyText"/>
+    <w:qFormat/>
+    <w:pPr>
+      <w:spacing w:before="36" w:after="36"/>
+    </w:pPr>
+  </w:style>
   <w:style w:type="paragraph" w:styleId="Title">
     <w:name w:val="Title"/>
     <w:basedOn w:val="Normal"/>
@@ -512,7 +570,7 @@
       <w:jc w:val="center"/>
     </w:pPr>
     <w:rPr>
-      <w:rFonts w:ascii="TeX Gyre Schola" w:hAnsi="TeX Gyre Schola" w:eastAsia="TeX Gyre Schola" w:cs="TeX Gyre Schola"/>
+      <w:rFonts w:asciiTheme="majorHAnsi" w:eastAsiaTheme="majorEastAsia" w:hAnsiTheme="majorHAnsi" w:cstheme="majorBidi"/>
       <w:sz w:val="56"/>
       <w:szCs w:val="56"/>
     </w:rPr>
@@ -524,7 +582,7 @@
     <w:uiPriority w:val="10"/>
     <w:rsid w:val="00A10FD9"/>
     <w:rPr>
-      <w:rFonts w:ascii="TeX Gyre Schola" w:hAnsi="TeX Gyre Schola" w:eastAsia="TeX Gyre Schola" w:cs="TeX Gyre Schola"/>
+      <w:rFonts w:asciiTheme="majorHAnsi" w:eastAsiaTheme="majorEastAsia" w:hAnsiTheme="majorHAnsi" w:cstheme="majorBidi"/>
       <w:sz w:val="56"/>
       <w:szCs w:val="56"/>
     </w:rPr>
@@ -543,7 +601,7 @@
       </w:numPr>
     </w:pPr>
     <w:rPr>
-      <w:rFonts w:ascii="TeX Gyre Schola" w:hAnsi="TeX Gyre Schola" w:eastAsia="TeX Gyre Schola" w:cs="TeX Gyre Schola"/>
+      <w:rFonts w:eastAsiaTheme="majorEastAsia" w:cstheme="majorBidi"/>
       <w:spacing w:val="15"/>
       <w:sz w:val="28"/>
       <w:szCs w:val="28"/>
@@ -556,7 +614,7 @@
     <w:uiPriority w:val="11"/>
     <w:rsid w:val="00A10FD9"/>
     <w:rPr>
-      <w:rFonts w:ascii="TeX Gyre Schola" w:hAnsi="TeX Gyre Schola" w:eastAsia="TeX Gyre Schola" w:cs="TeX Gyre Schola"/>
+      <w:rFonts w:eastAsiaTheme="majorEastAsia" w:cstheme="majorBidi"/>
       <w:color w:val="595959" w:themeColor="text1" w:themeTint="A6"/>
       <w:spacing w:val="15"/>
       <w:sz w:val="28"/>
@@ -631,6 +689,84 @@
     <w:pPr/>
     <w:rPr/>
   </w:style>
+  <w:style w:type="paragraph" w:styleId="Heading1">
+    <w:name w:val="heading 1"/>
+    <w:basedOn w:val="Normal"/>
+    <w:next w:val="BodyText"/>
+    <w:link w:val="Heading1Char"/>
+    <w:uiPriority w:val="9"/>
+    <w:qFormat/>
+    <w:rsid w:val="00A10FD9"/>
+    <w:pPr>
+      <w:keepNext/>
+      <w:keepLines/>
+      <w:spacing w:before="240" w:after="120" w:line="280" w:lineRule="exact"/>
+      <w:ind w:firstLine="0"/>
+      <w:jc w:val="center"/>
+      <w:outlineLvl w:val="0"/>
+    </w:pPr>
+    <w:rPr>
+      <w:rFonts w:ascii="TeX Gyre Schola" w:hAnsi="TeX Gyre Schola" w:eastAsia="TeX Gyre Schola" w:cs="TeX Gyre Schola"/>
+      <w:b/>
+      <w:bCs/>
+      <w:caps/>
+      <w:color w:val="000000"/>
+      <w:sz w:val="24"/>
+      <w:szCs w:val="24"/>
+    </w:rPr>
+  </w:style>
+  <w:style w:type="paragraph" w:styleId="Heading2">
+    <w:name w:val="heading 2"/>
+    <w:basedOn w:val="Normal"/>
+    <w:next w:val="BodyText"/>
+    <w:link w:val="Heading2Char"/>
+    <w:uiPriority w:val="9"/>
+    <w:semiHidden/>
+    <w:unhideWhenUsed/>
+    <w:qFormat/>
+    <w:rsid w:val="00A10FD9"/>
+    <w:pPr>
+      <w:keepNext/>
+      <w:keepLines/>
+      <w:spacing w:before="240" w:after="120" w:line="280" w:lineRule="exact"/>
+      <w:ind w:firstLine="0"/>
+      <w:outlineLvl w:val="1"/>
+    </w:pPr>
+    <w:rPr>
+      <w:rFonts w:ascii="TeX Gyre Schola" w:hAnsi="TeX Gyre Schola" w:eastAsia="TeX Gyre Schola" w:cs="TeX Gyre Schola"/>
+      <w:b/>
+      <w:bCs/>
+      <w:color w:val="000000"/>
+      <w:sz w:val="24"/>
+      <w:szCs w:val="24"/>
+    </w:rPr>
+  </w:style>
+  <w:style w:type="paragraph" w:styleId="Heading3">
+    <w:name w:val="heading 3"/>
+    <w:basedOn w:val="Normal"/>
+    <w:next w:val="BodyText"/>
+    <w:link w:val="Heading3Char"/>
+    <w:uiPriority w:val="9"/>
+    <w:semiHidden/>
+    <w:unhideWhenUsed/>
+    <w:qFormat/>
+    <w:rsid w:val="00A10FD9"/>
+    <w:pPr>
+      <w:keepNext/>
+      <w:keepLines/>
+      <w:spacing w:before="240" w:after="120" w:line="280" w:lineRule="exact"/>
+      <w:ind w:firstLine="0"/>
+      <w:outlineLvl w:val="2"/>
+    </w:pPr>
+    <w:rPr>
+      <w:rFonts w:ascii="TeX Gyre Schola" w:hAnsi="TeX Gyre Schola" w:eastAsia="TeX Gyre Schola" w:cs="TeX Gyre Schola"/>
+      <w:b/>
+      <w:bCs/>
+      <w:color w:val="000000"/>
+      <w:sz w:val="24"/>
+      <w:szCs w:val="24"/>
+    </w:rPr>
+  </w:style>
   <w:style w:type="paragraph" w:styleId="Heading4">
     <w:name w:val="heading 4"/>
     <w:basedOn w:val="Normal"/>
@@ -644,14 +780,18 @@
     <w:pPr>
       <w:keepNext/>
       <w:keepLines/>
-      <w:spacing w:before="80" w:after="40"/>
+      <w:spacing w:before="240" w:after="120" w:line="280" w:lineRule="exact"/>
+      <w:ind w:firstLine="0"/>
       <w:outlineLvl w:val="3"/>
     </w:pPr>
     <w:rPr>
       <w:rFonts w:ascii="TeX Gyre Schola" w:hAnsi="TeX Gyre Schola" w:eastAsia="TeX Gyre Schola" w:cs="TeX Gyre Schola"/>
+      <w:b/>
+      <w:bCs/>
       <w:i/>
-      <w:iCs/>
-      <w:color w:val="0F4761" w:themeColor="accent1" w:themeShade="BF"/>
+      <w:color w:val="000000"/>
+      <w:sz w:val="24"/>
+      <w:szCs w:val="24"/>
     </w:rPr>
   </w:style>
   <w:style w:type="paragraph" w:styleId="Heading5">
@@ -667,12 +807,18 @@
     <w:pPr>
       <w:keepNext/>
       <w:keepLines/>
-      <w:spacing w:before="80" w:after="40"/>
+      <w:spacing w:before="240" w:after="120" w:line="280" w:lineRule="exact"/>
+      <w:ind w:firstLine="0"/>
       <w:outlineLvl w:val="4"/>
     </w:pPr>
     <w:rPr>
       <w:rFonts w:ascii="TeX Gyre Schola" w:hAnsi="TeX Gyre Schola" w:eastAsia="TeX Gyre Schola" w:cs="TeX Gyre Schola"/>
-      <w:color w:val="0F4761" w:themeColor="accent1" w:themeShade="BF"/>
+      <w:b/>
+      <w:bCs/>
+      <w:i/>
+      <w:color w:val="000000"/>
+      <w:sz w:val="24"/>
+      <w:szCs w:val="24"/>
     </w:rPr>
   </w:style>
   <w:style w:type="paragraph" w:styleId="Heading6">
@@ -692,7 +838,7 @@
       <w:outlineLvl w:val="5"/>
     </w:pPr>
     <w:rPr>
-      <w:rFonts w:ascii="TeX Gyre Schola" w:hAnsi="TeX Gyre Schola" w:eastAsia="TeX Gyre Schola" w:cs="TeX Gyre Schola"/>
+      <w:rFonts w:eastAsiaTheme="majorEastAsia" w:cstheme="majorBidi"/>
       <w:i/>
       <w:iCs/>
       <w:color w:val="595959" w:themeColor="text1" w:themeTint="A6"/>
@@ -715,7 +861,7 @@
       <w:outlineLvl w:val="6"/>
     </w:pPr>
     <w:rPr>
-      <w:rFonts w:ascii="TeX Gyre Schola" w:hAnsi="TeX Gyre Schola" w:eastAsia="TeX Gyre Schola" w:cs="TeX Gyre Schola"/>
+      <w:rFonts w:eastAsiaTheme="majorEastAsia" w:cstheme="majorBidi"/>
       <w:color w:val="595959" w:themeColor="text1" w:themeTint="A6"/>
     </w:rPr>
   </w:style>
@@ -736,7 +882,7 @@
       <w:outlineLvl w:val="7"/>
     </w:pPr>
     <w:rPr>
-      <w:rFonts w:ascii="TeX Gyre Schola" w:hAnsi="TeX Gyre Schola" w:eastAsia="TeX Gyre Schola" w:cs="TeX Gyre Schola"/>
+      <w:rFonts w:eastAsiaTheme="majorEastAsia" w:cstheme="majorBidi"/>
       <w:i/>
       <w:iCs/>
       <w:color w:val="272727" w:themeColor="text1" w:themeTint="D8"/>
@@ -759,7 +905,7 @@
       <w:outlineLvl w:val="8"/>
     </w:pPr>
     <w:rPr>
-      <w:rFonts w:ascii="TeX Gyre Schola" w:hAnsi="TeX Gyre Schola" w:eastAsia="TeX Gyre Schola" w:cs="TeX Gyre Schola"/>
+      <w:rFonts w:eastAsiaTheme="majorEastAsia" w:cstheme="majorBidi"/>
       <w:color w:val="272727" w:themeColor="text1" w:themeTint="D8"/>
     </w:rPr>
   </w:style>
@@ -770,7 +916,7 @@
     <w:uiPriority w:val="9"/>
     <w:rsid w:val="00A10FD9"/>
     <w:rPr>
-      <w:rFonts w:ascii="TeX Gyre Schola" w:hAnsi="TeX Gyre Schola" w:eastAsia="TeX Gyre Schola" w:cs="TeX Gyre Schola"/>
+      <w:rFonts w:asciiTheme="majorHAnsi" w:eastAsiaTheme="majorEastAsia" w:hAnsiTheme="majorHAnsi" w:cstheme="majorBidi"/>
       <w:color w:val="0F4761" w:themeColor="accent1" w:themeShade="BF"/>
       <w:sz w:val="40"/>
       <w:szCs w:val="40"/>
@@ -784,7 +930,7 @@
     <w:semiHidden/>
     <w:rsid w:val="00A10FD9"/>
     <w:rPr>
-      <w:rFonts w:ascii="TeX Gyre Schola" w:hAnsi="TeX Gyre Schola" w:eastAsia="TeX Gyre Schola" w:cs="TeX Gyre Schola"/>
+      <w:rFonts w:asciiTheme="majorHAnsi" w:eastAsiaTheme="majorEastAsia" w:hAnsiTheme="majorHAnsi" w:cstheme="majorBidi"/>
       <w:color w:val="0F4761" w:themeColor="accent1" w:themeShade="BF"/>
       <w:sz w:val="32"/>
       <w:szCs w:val="32"/>
@@ -798,7 +944,7 @@
     <w:semiHidden/>
     <w:rsid w:val="00A10FD9"/>
     <w:rPr>
-      <w:rFonts w:ascii="TeX Gyre Schola" w:hAnsi="TeX Gyre Schola" w:eastAsia="TeX Gyre Schola" w:cs="TeX Gyre Schola"/>
+      <w:rFonts w:eastAsiaTheme="majorEastAsia" w:cstheme="majorBidi"/>
       <w:color w:val="0F4761" w:themeColor="accent1" w:themeShade="BF"/>
       <w:sz w:val="28"/>
       <w:szCs w:val="28"/>
@@ -812,7 +958,7 @@
     <w:semiHidden/>
     <w:rsid w:val="00A10FD9"/>
     <w:rPr>
-      <w:rFonts w:ascii="TeX Gyre Schola" w:hAnsi="TeX Gyre Schola" w:eastAsia="TeX Gyre Schola" w:cs="TeX Gyre Schola"/>
+      <w:rFonts w:eastAsiaTheme="majorEastAsia" w:cstheme="majorBidi"/>
       <w:i/>
       <w:iCs/>
       <w:color w:val="0F4761" w:themeColor="accent1" w:themeShade="BF"/>
@@ -826,7 +972,7 @@
     <w:semiHidden/>
     <w:rsid w:val="00A10FD9"/>
     <w:rPr>
-      <w:rFonts w:ascii="TeX Gyre Schola" w:hAnsi="TeX Gyre Schola" w:eastAsia="TeX Gyre Schola" w:cs="TeX Gyre Schola"/>
+      <w:rFonts w:eastAsiaTheme="majorEastAsia" w:cstheme="majorBidi"/>
       <w:color w:val="0F4761" w:themeColor="accent1" w:themeShade="BF"/>
     </w:rPr>
   </w:style>
@@ -838,7 +984,7 @@
     <w:semiHidden/>
     <w:rsid w:val="00A10FD9"/>
     <w:rPr>
-      <w:rFonts w:ascii="TeX Gyre Schola" w:hAnsi="TeX Gyre Schola" w:eastAsia="TeX Gyre Schola" w:cs="TeX Gyre Schola"/>
+      <w:rFonts w:eastAsiaTheme="majorEastAsia" w:cstheme="majorBidi"/>
       <w:i/>
       <w:iCs/>
       <w:color w:val="595959" w:themeColor="text1" w:themeTint="A6"/>
@@ -852,7 +998,7 @@
     <w:semiHidden/>
     <w:rsid w:val="00A10FD9"/>
     <w:rPr>
-      <w:rFonts w:ascii="TeX Gyre Schola" w:hAnsi="TeX Gyre Schola" w:eastAsia="TeX Gyre Schola" w:cs="TeX Gyre Schola"/>
+      <w:rFonts w:eastAsiaTheme="majorEastAsia" w:cstheme="majorBidi"/>
       <w:color w:val="595959" w:themeColor="text1" w:themeTint="A6"/>
     </w:rPr>
   </w:style>
@@ -864,7 +1010,7 @@
     <w:semiHidden/>
     <w:rsid w:val="00A10FD9"/>
     <w:rPr>
-      <w:rFonts w:ascii="TeX Gyre Schola" w:hAnsi="TeX Gyre Schola" w:eastAsia="TeX Gyre Schola" w:cs="TeX Gyre Schola"/>
+      <w:rFonts w:eastAsiaTheme="majorEastAsia" w:cstheme="majorBidi"/>
       <w:i/>
       <w:iCs/>
       <w:color w:val="272727" w:themeColor="text1" w:themeTint="D8"/>
@@ -878,8 +1024,45 @@
     <w:semiHidden/>
     <w:rsid w:val="00A10FD9"/>
     <w:rPr>
-      <w:rFonts w:ascii="TeX Gyre Schola" w:hAnsi="TeX Gyre Schola" w:eastAsia="TeX Gyre Schola" w:cs="TeX Gyre Schola"/>
+      <w:rFonts w:eastAsiaTheme="majorEastAsia" w:cstheme="majorBidi"/>
       <w:color w:val="272727" w:themeColor="text1" w:themeTint="D8"/>
+    </w:rPr>
+  </w:style>
+  <w:style w:type="paragraph" w:customStyle="1" w:styleId="ListItem">
+    <w:name w:val="List Item"/>
+    <w:basedOn w:val="BodyText"/>
+    <w:qFormat/>
+    <w:pPr>
+      <w:spacing w:before="0" w:after="0" w:line="280" w:lineRule="exact"/>
+      <w:ind w:left="720" w:hanging="720"/>
+    </w:pPr>
+  </w:style>
+  <w:style w:type="paragraph" w:styleId="BlockText">
+    <w:name w:val="Block Text"/>
+    <w:basedOn w:val="BodyText"/>
+    <w:next w:val="BodyText"/>
+    <w:uiPriority w:val="9"/>
+    <w:unhideWhenUsed/>
+    <w:qFormat/>
+    <w:pPr>
+      <w:spacing w:before="216" w:after="216" w:line="280" w:lineRule="exact"/>
+      <w:ind w:firstLine="0" w:left="720" w:right="720"/>
+    </w:pPr>
+  </w:style>
+  <w:style w:type="paragraph" w:styleId="FootnoteText">
+    <w:name w:val="Footnote Text"/>
+    <w:basedOn w:val="Normal"/>
+    <w:next w:val="FootnoteText"/>
+    <w:uiPriority w:val="9"/>
+    <w:unhideWhenUsed/>
+    <w:qFormat/>
+    <w:pPr>
+      <w:keepLines/>
+      <w:spacing w:before="0" w:after="120" w:line="240" w:lineRule="exact"/>
+    </w:pPr>
+    <w:rPr>
+      <w:sz w:val="20"/>
+      <w:szCs w:val="20"/>
     </w:rPr>
   </w:style>
   <w:style w:type="paragraph" w:styleId="FootnoteBlockText">
@@ -890,8 +1073,8 @@
     <w:unhideWhenUsed/>
     <w:qFormat/>
     <w:pPr>
-      <w:spacing w:before="100" w:after="100"/>
-      <w:ind w:firstLine="0" w:left="480" w:right="480"/>
+      <w:spacing w:before="216" w:after="216"/>
+      <w:ind w:firstLine="0" w:left="720" w:right="720"/>
     </w:pPr>
   </w:style>
   <w:style w:type="character" w:default="1" w:styleId="DefaultParagraphFont">
@@ -980,7 +1163,7 @@
     <w:name w:val="Verbatim Char"/>
     <w:basedOn w:val="BodyTextChar"/>
     <w:rPr>
-      <w:rFonts w:ascii="TeX Gyre Schola" w:hAnsi="TeX Gyre Schola" w:eastAsia="TeX Gyre Schola" w:cs="TeX Gyre Schola"/>
+      <w:rFonts w:ascii="Consolas" w:hAnsi="Consolas"/>
       <w:sz w:val="22"/>
     </w:rPr>
   </w:style>
@@ -999,7 +1182,7 @@
     <w:name w:val="Hyperlink"/>
     <w:basedOn w:val="BodyTextChar"/>
     <w:rPr>
-      <w:color w:val="4F81BD" w:themeColor="accent1"/>
+      <w:color w:val="000000"/>
     </w:rPr>
   </w:style>
   <w:style w:type="paragraph" w:styleId="TOCHeading">
@@ -1014,299 +1197,27 @@
       <w:outlineLvl w:val="9"/>
     </w:pPr>
     <w:rPr>
-      <w:rFonts w:ascii="TeX Gyre Schola" w:hAnsi="TeX Gyre Schola" w:eastAsia="TeX Gyre Schola" w:cs="TeX Gyre Schola"/>
+      <w:rFonts w:asciiTheme="majorHAnsi" w:eastAsiaTheme="majorEastAsia" w:hAnsiTheme="majorHAnsi" w:cstheme="majorBidi"/>
       <w:b w:val="0"/>
       <w:bCs w:val="0"/>
       <w:color w:val="365F91" w:themeColor="accent1" w:themeShade="BF"/>
     </w:rPr>
   </w:style>
-  <w:style w:type="paragraph" w:default="1" w:styleId="Normal">
-    <w:name w:val="Normal"/>
-    <w:qFormat/>
-    <w:pPr>
-      <w:spacing w:before="0" w:after="0" w:line="280" w:lineRule="exact"/>
-      <w:ind w:firstLine="0"/>
-    </w:pPr>
-    <w:rPr>
-      <w:sz w:val="24"/>
-      <w:szCs w:val="24"/>
-    </w:rPr>
-  </w:style>
-  <w:style w:type="paragraph" w:styleId="BodyText">
-    <w:name w:val="Body Text"/>
-    <w:basedOn w:val="Normal"/>
-    <w:qFormat/>
-    <w:pPr>
-      <w:spacing w:before="0" w:after="216" w:line="280" w:lineRule="exact"/>
-      <w:ind w:firstLine="720"/>
-      <w:jc w:val="both"/>
-    </w:pPr>
-  </w:style>
-  <w:style w:type="paragraph" w:styleId="FirstParagraph">
-    <w:name w:val="First Paragraph"/>
+  <w:style w:type="paragraph" w:customStyle="1" w:styleId="BodyTextNote">
+    <w:name w:val="Body Text Note"/>
     <w:basedOn w:val="BodyText"/>
-    <w:next w:val="BodyText"/>
-    <w:qFormat/>
-    <w:pPr>
-      <w:ind w:firstLine="0"/>
-    </w:pPr>
-  </w:style>
-  <w:style w:type="paragraph" w:styleId="Compact">
-    <w:name w:val="Compact"/>
-    <w:basedOn w:val="BodyText"/>
-    <w:qFormat/>
-    <w:pPr>
-      <w:spacing w:after="0"/>
-      <w:ind w:firstLine="0"/>
-    </w:pPr>
-  </w:style>
-  <w:style w:type="paragraph" w:styleId="Heading1">
-    <w:name w:val="heading 1"/>
-    <w:basedOn w:val="Normal"/>
-    <w:next w:val="BodyText"/>
-    <w:uiPriority w:val="9"/>
-    <w:qFormat/>
-    <w:pPr>
-      <w:keepNext/>
-      <w:keepLines/>
-      <w:spacing w:before="288" w:after="216" w:line="376" w:lineRule="exact"/>
-      <w:ind w:firstLine="0"/>
-      <w:jc w:val="center"/>
-      <w:outlineLvl w:val="0"/>
-    </w:pPr>
-    <w:rPr>
-      <w:b/>
-      <w:bCs/>
-      <w:color w:val="000000"/>
-      <w:sz w:val="33"/>
-      <w:szCs w:val="33"/>
-    </w:rPr>
-  </w:style>
-  <w:style w:type="paragraph" w:styleId="Heading2">
-    <w:name w:val="heading 2"/>
-    <w:basedOn w:val="Normal"/>
-    <w:next w:val="BodyText"/>
-    <w:uiPriority w:val="9"/>
-    <w:qFormat/>
-    <w:pPr>
-      <w:keepNext/>
-      <w:keepLines/>
-      <w:spacing w:before="240" w:after="168" w:line="328" w:lineRule="exact"/>
-      <w:ind w:left="576" w:hanging="576"/>
-      <w:jc w:val="left"/>
-      <w:outlineLvl w:val="1"/>
-    </w:pPr>
-    <w:rPr>
-      <w:b/>
-      <w:bCs/>
-      <w:color w:val="000000"/>
-      <w:sz w:val="29"/>
-      <w:szCs w:val="29"/>
-    </w:rPr>
-  </w:style>
-  <w:style w:type="paragraph" w:styleId="Heading3">
-    <w:name w:val="heading 3"/>
-    <w:basedOn w:val="Normal"/>
-    <w:next w:val="BodyText"/>
-    <w:uiPriority w:val="9"/>
-    <w:qFormat/>
-    <w:pPr>
-      <w:keepNext/>
-      <w:keepLines/>
-      <w:spacing w:before="216" w:after="144" w:line="280" w:lineRule="exact"/>
-      <w:ind w:left="576" w:hanging="576"/>
-      <w:jc w:val="left"/>
-      <w:outlineLvl w:val="2"/>
-    </w:pPr>
-    <w:rPr>
-      <w:b/>
-      <w:bCs/>
-      <w:i/>
-      <w:iCs/>
-      <w:color w:val="000000"/>
-      <w:sz w:val="24"/>
-      <w:szCs w:val="24"/>
-    </w:rPr>
-  </w:style>
-  <w:style w:type="paragraph" w:styleId="BlockText">
-    <w:name w:val="Block Text"/>
-    <w:basedOn w:val="Normal"/>
-    <w:next w:val="BodyText"/>
-    <w:uiPriority w:val="9"/>
-    <w:qFormat/>
-    <w:pPr>
-      <w:spacing w:before="216" w:after="216" w:line="270" w:lineRule="exact"/>
-      <w:ind w:left="720" w:right="720" w:firstLine="0"/>
-      <w:jc w:val="left"/>
-    </w:pPr>
-  </w:style>
-  <w:style w:type="paragraph" w:styleId="FootnoteText">
-    <w:name w:val="footnote text"/>
-    <w:basedOn w:val="Normal"/>
-    <w:uiPriority w:val="99"/>
-    <w:pPr>
-      <w:spacing w:before="0" w:after="0" w:line="240" w:lineRule="exact"/>
-      <w:ind w:firstLine="0"/>
-      <w:jc w:val="left"/>
-    </w:pPr>
-    <w:rPr>
-      <w:sz w:val="20"/>
-      <w:szCs w:val="20"/>
-    </w:rPr>
-  </w:style>
-  <w:style w:type="paragraph" w:customStyle="1" w:styleId="CoverLine">
-    <w:name w:val="Cover Line"/>
-    <w:basedOn w:val="Normal"/>
-    <w:qFormat/>
-    <w:pPr>
-      <w:spacing w:before="0" w:after="0" w:line="260" w:lineRule="exact"/>
-      <w:ind w:firstLine="0"/>
-      <w:jc w:val="center"/>
-    </w:pPr>
-    <w:rPr>
-      <w:sz w:val="22"/>
-      <w:szCs w:val="22"/>
-    </w:rPr>
-  </w:style>
-  <w:style w:type="paragraph" w:customStyle="1" w:styleId="CounselLine">
-    <w:name w:val="Counsel Line"/>
-    <w:basedOn w:val="Normal"/>
-    <w:qFormat/>
-    <w:pPr>
-      <w:tabs>
-        <w:tab w:val="left" w:pos="3078"/>
-      </w:tabs>
-      <w:spacing w:before="0" w:after="0" w:line="240" w:lineRule="exact"/>
-      <w:ind w:firstLine="0"/>
-      <w:jc w:val="left"/>
-    </w:pPr>
-    <w:rPr>
-      <w:sz w:val="20"/>
-      <w:szCs w:val="20"/>
-    </w:rPr>
-  </w:style>
-  <w:style w:type="paragraph" w:customStyle="1" w:styleId="SigLine">
-    <w:name w:val="Signature Line"/>
-    <w:basedOn w:val="Normal"/>
-    <w:qFormat/>
-    <w:pPr>
-      <w:keepNext/>
-      <w:spacing w:before="0" w:after="0" w:line="280" w:lineRule="exact"/>
-      <w:ind w:firstLine="0"/>
-      <w:jc w:val="left"/>
-    </w:pPr>
-  </w:style>
-  <w:style w:type="paragraph" w:customStyle="1" w:styleId="CenterLine">
-    <w:name w:val="Center Line"/>
-    <w:basedOn w:val="Normal"/>
-    <w:qFormat/>
-    <w:pPr>
-      <w:keepNext/>
-      <w:spacing w:before="0" w:after="240" w:line="280" w:lineRule="exact"/>
-      <w:ind w:firstLine="0"/>
-      <w:jc w:val="center"/>
-    </w:pPr>
-  </w:style>
-  <w:style w:type="paragraph" w:customStyle="1" w:styleId="CertBody">
-    <w:name w:val="Certificate Body"/>
-    <w:basedOn w:val="Normal"/>
-    <w:qFormat/>
-    <w:pPr>
-      <w:spacing w:before="0" w:after="0" w:line="280" w:lineRule="exact"/>
-      <w:ind w:firstLine="0"/>
-      <w:jc w:val="both"/>
-    </w:pPr>
-  </w:style>
-  <w:style w:type="paragraph" w:customStyle="1" w:styleId="CertSig">
-    <w:name w:val="Certificate Signature"/>
-    <w:basedOn w:val="Normal"/>
-    <w:qFormat/>
-    <w:pPr>
-      <w:spacing w:before="0" w:after="0" w:line="280" w:lineRule="exact"/>
-      <w:ind w:firstLine="0"/>
-      <w:jc w:val="right"/>
-    </w:pPr>
-  </w:style>
-  <w:style w:type="paragraph" w:customStyle="1" w:styleId="FrontHeading">
-    <w:name w:val="Front Heading"/>
-    <w:basedOn w:val="Normal"/>
-    <w:next w:val="BodyText"/>
-    <w:qFormat/>
-    <w:pPr>
-      <w:keepNext/>
-      <w:keepLines/>
-      <w:spacing w:before="288" w:after="216" w:line="376" w:lineRule="exact"/>
-      <w:ind w:firstLine="0"/>
-      <w:jc w:val="center"/>
-    </w:pPr>
-    <w:rPr>
-      <w:b/>
-      <w:bCs/>
-      <w:sz w:val="33"/>
-      <w:szCs w:val="33"/>
-    </w:rPr>
-  </w:style>
-  <w:style w:type="paragraph" w:customStyle="1" w:styleId="TOCEntry1">
-    <w:name w:val="TOC Entry 1"/>
-    <w:basedOn w:val="Normal"/>
-    <w:qFormat/>
-    <w:pPr>
-      <w:tabs>
-        <w:tab w:val="right" w:leader="dot" w:pos="5940"/>
-      </w:tabs>
-      <w:spacing w:before="0" w:after="120" w:line="280" w:lineRule="exact"/>
-      <w:ind w:left="0" w:firstLine="0"/>
-      <w:jc w:val="left"/>
-    </w:pPr>
-  </w:style>
-  <w:style w:type="paragraph" w:customStyle="1" w:styleId="TOCEntry2">
-    <w:name w:val="TOC Entry 2"/>
-    <w:basedOn w:val="TOCEntry1"/>
-    <w:qFormat/>
-    <w:pPr>
-      <w:ind w:left="432" w:firstLine="0"/>
-    </w:pPr>
-  </w:style>
-  <w:style w:type="paragraph" w:customStyle="1" w:styleId="TOAGroup">
-    <w:name w:val="TOA Group"/>
-    <w:basedOn w:val="Normal"/>
-    <w:qFormat/>
-    <w:pPr>
-      <w:keepNext/>
-      <w:spacing w:before="240" w:after="120" w:line="280" w:lineRule="exact"/>
-      <w:ind w:firstLine="0"/>
-      <w:jc w:val="left"/>
-    </w:pPr>
-    <w:rPr>
-      <w:b/>
-      <w:bCs/>
-      <w:sz w:val="24"/>
-      <w:szCs w:val="24"/>
-    </w:rPr>
-  </w:style>
-  <w:style w:type="paragraph" w:customStyle="1" w:styleId="TOAEntry">
-    <w:name w:val="TOA Entry"/>
-    <w:basedOn w:val="Normal"/>
-    <w:qFormat/>
-    <w:pPr>
-      <w:tabs>
-        <w:tab w:val="right" w:pos="5940"/>
-      </w:tabs>
-      <w:spacing w:before="120" w:after="0" w:line="280" w:lineRule="exact"/>
-      <w:ind w:left="432" w:hanging="432"/>
-      <w:jc w:val="left"/>
-    </w:pPr>
-  </w:style>
-  <w:style w:type="paragraph" w:customStyle="1" w:styleId="SectionEnd">
-    <w:name w:val="Section End"/>
-    <w:basedOn w:val="Normal"/>
-    <w:pPr>
-      <w:spacing w:before="0" w:after="0" w:line="20" w:lineRule="exact"/>
-    </w:pPr>
-    <w:rPr>
-      <w:sz w:val="2"/>
-      <w:szCs w:val="2"/>
-    </w:rPr>
+    <w:qFormat/>
+    <w:pPr>
+      <w:widowControl w:val="0"/>
+    </w:pPr>
+  </w:style>
+  <w:style w:type="paragraph" w:customStyle="1" w:styleId="FirstParagraphNote">
+    <w:name w:val="First Paragraph Note"/>
+    <w:basedOn w:val="FirstParagraph"/>
+    <w:qFormat/>
+    <w:pPr>
+      <w:widowControl w:val="0"/>
+    </w:pPr>
   </w:style>
 </w:styles>
 </file>
